--- a/docs/ВКР Курбатов Дмитрий Евгеньевич.docx
+++ b/docs/ВКР Курбатов Дмитрий Евгеньевич.docx
@@ -2659,7 +2659,7 @@
       <w:r>
         <w:drawing>
           <wp:inline xmlns:a="http://schemas.openxmlformats.org/drawingml/2006/main" xmlns:pic="http://schemas.openxmlformats.org/drawingml/2006/picture">
-            <wp:extent cx="5580000" cy="5571830"/>
+            <wp:extent cx="5580000" cy="6392899"/>
             <wp:docPr id="7" name="Picture 7"/>
             <wp:cNvGraphicFramePr>
               <a:graphicFrameLocks noChangeAspect="1"/>
@@ -2680,7 +2680,7 @@
                   <pic:spPr>
                     <a:xfrm>
                       <a:off x="0" y="0"/>
-                      <a:ext cx="5580000" cy="5571830"/>
+                      <a:ext cx="5580000" cy="6392899"/>
                     </a:xfrm>
                     <a:prstGeom prst="rect"/>
                   </pic:spPr>
@@ -3065,7 +3065,7 @@
       <w:r>
         <w:drawing>
           <wp:inline xmlns:a="http://schemas.openxmlformats.org/drawingml/2006/main" xmlns:pic="http://schemas.openxmlformats.org/drawingml/2006/picture">
-            <wp:extent cx="5400000" cy="3573646"/>
+            <wp:extent cx="5400000" cy="3557833"/>
             <wp:docPr id="14" name="Picture 14"/>
             <wp:cNvGraphicFramePr>
               <a:graphicFrameLocks noChangeAspect="1"/>
@@ -3086,7 +3086,7 @@
                   <pic:spPr>
                     <a:xfrm>
                       <a:off x="0" y="0"/>
-                      <a:ext cx="5400000" cy="3573646"/>
+                      <a:ext cx="5400000" cy="3557833"/>
                     </a:xfrm>
                     <a:prstGeom prst="rect"/>
                   </pic:spPr>
@@ -3123,7 +3123,7 @@
       <w:r>
         <w:drawing>
           <wp:inline xmlns:a="http://schemas.openxmlformats.org/drawingml/2006/main" xmlns:pic="http://schemas.openxmlformats.org/drawingml/2006/picture">
-            <wp:extent cx="2520000" cy="15281538"/>
+            <wp:extent cx="2520000" cy="17025829"/>
             <wp:docPr id="15" name="Picture 15"/>
             <wp:cNvGraphicFramePr>
               <a:graphicFrameLocks noChangeAspect="1"/>
@@ -3144,7 +3144,7 @@
                   <pic:spPr>
                     <a:xfrm>
                       <a:off x="0" y="0"/>
-                      <a:ext cx="2520000" cy="15281538"/>
+                      <a:ext cx="2520000" cy="17025829"/>
                     </a:xfrm>
                     <a:prstGeom prst="rect"/>
                   </pic:spPr>
@@ -3992,7 +3992,7 @@
           <w:color w:val="000000"/>
           <w:sz w:val="28"/>
         </w:rPr>
-        <w:t>Локальный запуск: виртуальное окружение, установка requirements.txt, migrate, seed_demo, runserver. Для публикации предусмотрен render.yaml: бесплатный веб-сервис и PostgreSQL, сборка зависимостей, миграции и загрузка демонстрационных данных. Код предназначен для отдельного репозитория https://github.com/Dmitrii9898/noc-portal. Адрес опубликованного сайта вносится после первого успешного деплоя.</w:t>
+        <w:t>Локальный запуск: виртуальное окружение, установка requirements.txt, migrate, seed_demo, runserver. Для публикации предусмотрен render.yaml: бесплатный веб-сервис и PostgreSQL, сборка зависимостей, миграции и загрузка демонстрационных данных. Код размещён в репозитории https://github.com/Dmitrii9898/noc-portal. Опубликованный портал доступен по адресу https://nocportal.onrender.com.</w:t>
       </w:r>
     </w:p>
     <w:p>
